--- a/p/py-25/py-core/self-docs/python-basic-extras.docx
+++ b/p/py-25/py-core/self-docs/python-basic-extras.docx
@@ -59,6 +59,14 @@
           <w:bCs/>
         </w:rPr>
         <w:t>Python for Data Engineering from Beginner to Advanced</w:t>
+      </w:r>
+      <w:r>
+        <w:rPr>
+          <w:rFonts w:hint="default"/>
+          <w:bCs/>
+          <w:lang w:val="en-IN"/>
+        </w:rPr>
+        <w:t xml:space="preserve"> [drop]</w:t>
       </w:r>
     </w:p>
     <w:p>
@@ -7124,301 +7132,6 @@
         </w:rPr>
         <w:t>Can load, prepare, analyse data</w:t>
       </w:r>
-    </w:p>
-    <w:p>
-      <w:pPr>
-        <w:spacing w:after="0"/>
-        <w:rPr>
-          <w:rFonts w:hint="default" w:cstheme="minorHAnsi"/>
-          <w:color w:val="000000" w:themeColor="text1"/>
-          <w:lang w:val="en-IN"/>
-          <w14:textFill>
-            <w14:solidFill>
-              <w14:schemeClr w14:val="tx1"/>
-            </w14:solidFill>
-          </w14:textFill>
-        </w:rPr>
-      </w:pPr>
-      <w:r>
-        <w:rPr>
-          <w:rFonts w:hint="default" w:cstheme="minorHAnsi"/>
-          <w:color w:val="000000" w:themeColor="text1"/>
-          <w:lang w:val="en-IN"/>
-          <w14:textFill>
-            <w14:solidFill>
-              <w14:schemeClr w14:val="tx1"/>
-            </w14:solidFill>
-          </w14:textFill>
-        </w:rPr>
-        <w:t>Multiple data import, Sort, filter, math calculations</w:t>
-      </w:r>
-    </w:p>
-    <w:p>
-      <w:pPr>
-        <w:spacing w:after="0"/>
-        <w:rPr>
-          <w:rFonts w:hint="default" w:cstheme="minorHAnsi"/>
-          <w:color w:val="000000" w:themeColor="text1"/>
-          <w:lang w:val="en-IN"/>
-          <w14:textFill>
-            <w14:solidFill>
-              <w14:schemeClr w14:val="tx1"/>
-            </w14:solidFill>
-          </w14:textFill>
-        </w:rPr>
-      </w:pPr>
-      <w:r>
-        <w:rPr>
-          <w:rFonts w:hint="default" w:cstheme="minorHAnsi"/>
-          <w:color w:val="000000" w:themeColor="text1"/>
-          <w:lang w:val="en-IN"/>
-          <w14:textFill>
-            <w14:solidFill>
-              <w14:schemeClr w14:val="tx1"/>
-            </w14:solidFill>
-          </w14:textFill>
-        </w:rPr>
-        <w:t>Error detection and correction like null values</w:t>
-      </w:r>
-    </w:p>
-    <w:p>
-      <w:pPr>
-        <w:spacing w:after="0"/>
-        <w:rPr>
-          <w:rFonts w:hint="default" w:cstheme="minorHAnsi"/>
-          <w:color w:val="000000" w:themeColor="text1"/>
-          <w:lang w:val="en-IN"/>
-          <w14:textFill>
-            <w14:solidFill>
-              <w14:schemeClr w14:val="tx1"/>
-            </w14:solidFill>
-          </w14:textFill>
-        </w:rPr>
-      </w:pPr>
-      <w:r>
-        <w:rPr>
-          <w:rFonts w:hint="default" w:cstheme="minorHAnsi"/>
-          <w:color w:val="000000" w:themeColor="text1"/>
-          <w:lang w:val="en-IN"/>
-          <w14:textFill>
-            <w14:solidFill>
-              <w14:schemeClr w14:val="tx1"/>
-            </w14:solidFill>
-          </w14:textFill>
-        </w:rPr>
-        <w:t>Data combination and transformation capabilities</w:t>
-      </w:r>
-    </w:p>
-    <w:p>
-      <w:pPr>
-        <w:spacing w:after="0"/>
-        <w:rPr>
-          <w:rFonts w:cstheme="minorHAnsi"/>
-          <w:color w:val="000000" w:themeColor="text1"/>
-          <w14:textFill>
-            <w14:solidFill>
-              <w14:schemeClr w14:val="tx1"/>
-            </w14:solidFill>
-          </w14:textFill>
-        </w:rPr>
-      </w:pPr>
-      <w:r>
-        <w:rPr>
-          <w:rFonts w:hint="default" w:cstheme="minorHAnsi"/>
-          <w:color w:val="000000" w:themeColor="text1"/>
-          <w:lang w:val="en-IN"/>
-          <w14:textFill>
-            <w14:solidFill>
-              <w14:schemeClr w14:val="tx1"/>
-            </w14:solidFill>
-          </w14:textFill>
-        </w:rPr>
-        <w:t>Organises, cleans and prepares data effortlessly</w:t>
-      </w:r>
-    </w:p>
-    <w:p>
-      <w:pPr>
-        <w:spacing w:after="0"/>
-        <w:rPr>
-          <w:rFonts w:cstheme="minorHAnsi"/>
-          <w:color w:val="000000" w:themeColor="text1"/>
-          <w14:textFill>
-            <w14:solidFill>
-              <w14:schemeClr w14:val="tx1"/>
-            </w14:solidFill>
-          </w14:textFill>
-        </w:rPr>
-      </w:pPr>
-      <w:r>
-        <w:rPr>
-          <w:rFonts w:cstheme="minorHAnsi"/>
-          <w:b/>
-          <w:color w:val="000000" w:themeColor="text1"/>
-          <w:highlight w:val="lightGray"/>
-          <w14:textFill>
-            <w14:solidFill>
-              <w14:schemeClr w14:val="tx1"/>
-            </w14:solidFill>
-          </w14:textFill>
-        </w:rPr>
-        <w:t xml:space="preserve">// </w:t>
-      </w:r>
-      <w:r>
-        <w:rPr>
-          <w:rFonts w:hint="default" w:cstheme="minorHAnsi"/>
-          <w:b/>
-          <w:color w:val="000000" w:themeColor="text1"/>
-          <w:highlight w:val="lightGray"/>
-          <w:lang w:val="en-IN"/>
-          <w14:textFill>
-            <w14:solidFill>
-              <w14:schemeClr w14:val="tx1"/>
-            </w14:solidFill>
-          </w14:textFill>
-        </w:rPr>
-        <w:t>402 Read file as DataFrames</w:t>
-      </w:r>
-    </w:p>
-    <w:p>
-      <w:pPr>
-        <w:spacing w:after="0"/>
-        <w:rPr>
-          <w:rFonts w:cstheme="minorHAnsi"/>
-          <w:color w:val="000000" w:themeColor="text1"/>
-          <w14:textFill>
-            <w14:solidFill>
-              <w14:schemeClr w14:val="tx1"/>
-            </w14:solidFill>
-          </w14:textFill>
-        </w:rPr>
-      </w:pPr>
-      <w:r>
-        <w:rPr>
-          <w:rFonts w:hint="default" w:cstheme="minorHAnsi"/>
-          <w:color w:val="000000" w:themeColor="text1"/>
-          <w:lang w:val="en-IN"/>
-          <w14:textFill>
-            <w14:solidFill>
-              <w14:schemeClr w14:val="tx1"/>
-            </w14:solidFill>
-          </w14:textFill>
-        </w:rPr>
-        <w:t>- Two dimensional Data Structure, like table</w:t>
-      </w:r>
-    </w:p>
-    <w:p>
-      <w:pPr>
-        <w:spacing w:after="0"/>
-        <w:rPr>
-          <w:rFonts w:cstheme="minorHAnsi"/>
-          <w:color w:val="000000" w:themeColor="text1"/>
-          <w14:textFill>
-            <w14:solidFill>
-              <w14:schemeClr w14:val="tx1"/>
-            </w14:solidFill>
-          </w14:textFill>
-        </w:rPr>
-      </w:pPr>
-      <w:r>
-        <w:rPr>
-          <w:rFonts w:cstheme="minorHAnsi"/>
-          <w:b/>
-          <w:color w:val="000000" w:themeColor="text1"/>
-          <w:highlight w:val="lightGray"/>
-          <w14:textFill>
-            <w14:solidFill>
-              <w14:schemeClr w14:val="tx1"/>
-            </w14:solidFill>
-          </w14:textFill>
-        </w:rPr>
-        <w:t xml:space="preserve">// </w:t>
-      </w:r>
-      <w:r>
-        <w:rPr>
-          <w:rFonts w:hint="default" w:cstheme="minorHAnsi"/>
-          <w:b/>
-          <w:color w:val="000000" w:themeColor="text1"/>
-          <w:highlight w:val="lightGray"/>
-          <w:lang w:val="en-IN"/>
-          <w14:textFill>
-            <w14:solidFill>
-              <w14:schemeClr w14:val="tx1"/>
-            </w14:solidFill>
-          </w14:textFill>
-        </w:rPr>
-        <w:t>403 Data cleaning and pre processing</w:t>
-      </w:r>
-    </w:p>
-    <w:p>
-      <w:pPr>
-        <w:spacing w:after="0"/>
-        <w:rPr>
-          <w:rFonts w:hint="default" w:cstheme="minorHAnsi"/>
-          <w:color w:val="000000" w:themeColor="text1"/>
-          <w:lang w:val="en-IN"/>
-          <w14:textFill>
-            <w14:solidFill>
-              <w14:schemeClr w14:val="tx1"/>
-            </w14:solidFill>
-          </w14:textFill>
-        </w:rPr>
-      </w:pPr>
-      <w:r>
-        <w:rPr>
-          <w:rFonts w:hint="default" w:cstheme="minorHAnsi"/>
-          <w:color w:val="000000" w:themeColor="text1"/>
-          <w:lang w:val="en-IN"/>
-          <w14:textFill>
-            <w14:solidFill>
-              <w14:schemeClr w14:val="tx1"/>
-            </w14:solidFill>
-          </w14:textFill>
-        </w:rPr>
-        <w:t>- Working with null values</w:t>
-      </w:r>
-    </w:p>
-    <w:p>
-      <w:pPr>
-        <w:spacing w:after="0"/>
-        <w:rPr>
-          <w:rFonts w:hint="default" w:cstheme="minorHAnsi"/>
-          <w:color w:val="000000" w:themeColor="text1"/>
-          <w:lang w:val="en-IN"/>
-          <w14:textFill>
-            <w14:solidFill>
-              <w14:schemeClr w14:val="tx1"/>
-            </w14:solidFill>
-          </w14:textFill>
-        </w:rPr>
-      </w:pPr>
-      <w:r>
-        <w:rPr>
-          <w:rFonts w:hint="default" w:cstheme="minorHAnsi"/>
-          <w:color w:val="000000" w:themeColor="text1"/>
-          <w:lang w:val="en-IN"/>
-          <w14:textFill>
-            <w14:solidFill>
-              <w14:schemeClr w14:val="tx1"/>
-            </w14:solidFill>
-          </w14:textFill>
-        </w:rPr>
-        <w:t>.dropna()</w:t>
-      </w:r>
-    </w:p>
-    <w:p>
-      <w:pPr>
-        <w:spacing w:after="0"/>
-        <w:rPr>
-          <w:rFonts w:hint="default" w:cstheme="minorHAnsi"/>
-          <w:color w:val="000000" w:themeColor="text1"/>
-          <w:lang w:val="en-IN"/>
-          <w14:textFill>
-            <w14:solidFill>
-              <w14:schemeClr w14:val="tx1"/>
-            </w14:solidFill>
-          </w14:textFill>
-        </w:rPr>
-      </w:pPr>
       <w:bookmarkStart w:id="0" w:name="_GoBack"/>
       <w:bookmarkEnd w:id="0"/>
     </w:p>
@@ -7426,13 +7139,335 @@
       <w:pPr>
         <w:spacing w:after="0"/>
         <w:rPr>
-          <w:rFonts w:cstheme="minorHAnsi"/>
-          <w:color w:val="000000" w:themeColor="text1"/>
-          <w14:textFill>
-            <w14:solidFill>
-              <w14:schemeClr w14:val="tx1"/>
-            </w14:solidFill>
-          </w14:textFill>
+          <w:rFonts w:hint="default" w:cstheme="minorHAnsi"/>
+          <w:color w:val="000000" w:themeColor="text1"/>
+          <w:lang w:val="en-IN"/>
+          <w14:textFill>
+            <w14:solidFill>
+              <w14:schemeClr w14:val="tx1"/>
+            </w14:solidFill>
+          </w14:textFill>
+        </w:rPr>
+      </w:pPr>
+      <w:r>
+        <w:rPr>
+          <w:rFonts w:hint="default" w:cstheme="minorHAnsi"/>
+          <w:color w:val="000000" w:themeColor="text1"/>
+          <w:lang w:val="en-IN"/>
+          <w14:textFill>
+            <w14:solidFill>
+              <w14:schemeClr w14:val="tx1"/>
+            </w14:solidFill>
+          </w14:textFill>
+        </w:rPr>
+        <w:t>Multiple data import, Sort, filter, math calculations</w:t>
+      </w:r>
+    </w:p>
+    <w:p>
+      <w:pPr>
+        <w:spacing w:after="0"/>
+        <w:rPr>
+          <w:rFonts w:hint="default" w:cstheme="minorHAnsi"/>
+          <w:color w:val="000000" w:themeColor="text1"/>
+          <w:lang w:val="en-IN"/>
+          <w14:textFill>
+            <w14:solidFill>
+              <w14:schemeClr w14:val="tx1"/>
+            </w14:solidFill>
+          </w14:textFill>
+        </w:rPr>
+      </w:pPr>
+      <w:r>
+        <w:rPr>
+          <w:rFonts w:hint="default" w:cstheme="minorHAnsi"/>
+          <w:color w:val="000000" w:themeColor="text1"/>
+          <w:lang w:val="en-IN"/>
+          <w14:textFill>
+            <w14:solidFill>
+              <w14:schemeClr w14:val="tx1"/>
+            </w14:solidFill>
+          </w14:textFill>
+        </w:rPr>
+        <w:t>Error detection and correction like null values</w:t>
+      </w:r>
+    </w:p>
+    <w:p>
+      <w:pPr>
+        <w:spacing w:after="0"/>
+        <w:rPr>
+          <w:rFonts w:hint="default" w:cstheme="minorHAnsi"/>
+          <w:color w:val="000000" w:themeColor="text1"/>
+          <w:lang w:val="en-IN"/>
+          <w14:textFill>
+            <w14:solidFill>
+              <w14:schemeClr w14:val="tx1"/>
+            </w14:solidFill>
+          </w14:textFill>
+        </w:rPr>
+      </w:pPr>
+      <w:r>
+        <w:rPr>
+          <w:rFonts w:hint="default" w:cstheme="minorHAnsi"/>
+          <w:color w:val="000000" w:themeColor="text1"/>
+          <w:lang w:val="en-IN"/>
+          <w14:textFill>
+            <w14:solidFill>
+              <w14:schemeClr w14:val="tx1"/>
+            </w14:solidFill>
+          </w14:textFill>
+        </w:rPr>
+        <w:t>Data combination and transformation capabilities</w:t>
+      </w:r>
+    </w:p>
+    <w:p>
+      <w:pPr>
+        <w:spacing w:after="0"/>
+        <w:rPr>
+          <w:rFonts w:cstheme="minorHAnsi"/>
+          <w:color w:val="000000" w:themeColor="text1"/>
+          <w14:textFill>
+            <w14:solidFill>
+              <w14:schemeClr w14:val="tx1"/>
+            </w14:solidFill>
+          </w14:textFill>
+        </w:rPr>
+      </w:pPr>
+      <w:r>
+        <w:rPr>
+          <w:rFonts w:hint="default" w:cstheme="minorHAnsi"/>
+          <w:color w:val="000000" w:themeColor="text1"/>
+          <w:lang w:val="en-IN"/>
+          <w14:textFill>
+            <w14:solidFill>
+              <w14:schemeClr w14:val="tx1"/>
+            </w14:solidFill>
+          </w14:textFill>
+        </w:rPr>
+        <w:t>Organises, cleans and prepares data effortlessly</w:t>
+      </w:r>
+    </w:p>
+    <w:p>
+      <w:pPr>
+        <w:spacing w:after="0"/>
+        <w:rPr>
+          <w:rFonts w:cstheme="minorHAnsi"/>
+          <w:color w:val="000000" w:themeColor="text1"/>
+          <w14:textFill>
+            <w14:solidFill>
+              <w14:schemeClr w14:val="tx1"/>
+            </w14:solidFill>
+          </w14:textFill>
+        </w:rPr>
+      </w:pPr>
+      <w:r>
+        <w:rPr>
+          <w:rFonts w:cstheme="minorHAnsi"/>
+          <w:b/>
+          <w:color w:val="000000" w:themeColor="text1"/>
+          <w:highlight w:val="lightGray"/>
+          <w14:textFill>
+            <w14:solidFill>
+              <w14:schemeClr w14:val="tx1"/>
+            </w14:solidFill>
+          </w14:textFill>
+        </w:rPr>
+        <w:t xml:space="preserve">// </w:t>
+      </w:r>
+      <w:r>
+        <w:rPr>
+          <w:rFonts w:hint="default" w:cstheme="minorHAnsi"/>
+          <w:b/>
+          <w:color w:val="000000" w:themeColor="text1"/>
+          <w:highlight w:val="lightGray"/>
+          <w:lang w:val="en-IN"/>
+          <w14:textFill>
+            <w14:solidFill>
+              <w14:schemeClr w14:val="tx1"/>
+            </w14:solidFill>
+          </w14:textFill>
+        </w:rPr>
+        <w:t>402 Read file as DataFrames</w:t>
+      </w:r>
+    </w:p>
+    <w:p>
+      <w:pPr>
+        <w:spacing w:after="0"/>
+        <w:rPr>
+          <w:rFonts w:cstheme="minorHAnsi"/>
+          <w:color w:val="000000" w:themeColor="text1"/>
+          <w14:textFill>
+            <w14:solidFill>
+              <w14:schemeClr w14:val="tx1"/>
+            </w14:solidFill>
+          </w14:textFill>
+        </w:rPr>
+      </w:pPr>
+      <w:r>
+        <w:rPr>
+          <w:rFonts w:hint="default" w:cstheme="minorHAnsi"/>
+          <w:color w:val="000000" w:themeColor="text1"/>
+          <w:lang w:val="en-IN"/>
+          <w14:textFill>
+            <w14:solidFill>
+              <w14:schemeClr w14:val="tx1"/>
+            </w14:solidFill>
+          </w14:textFill>
+        </w:rPr>
+        <w:t>- Two dimensional Data Structure, like table</w:t>
+      </w:r>
+    </w:p>
+    <w:p>
+      <w:pPr>
+        <w:spacing w:after="0"/>
+        <w:rPr>
+          <w:rFonts w:cstheme="minorHAnsi"/>
+          <w:color w:val="000000" w:themeColor="text1"/>
+          <w14:textFill>
+            <w14:solidFill>
+              <w14:schemeClr w14:val="tx1"/>
+            </w14:solidFill>
+          </w14:textFill>
+        </w:rPr>
+      </w:pPr>
+      <w:r>
+        <w:rPr>
+          <w:rFonts w:cstheme="minorHAnsi"/>
+          <w:b/>
+          <w:color w:val="000000" w:themeColor="text1"/>
+          <w:highlight w:val="lightGray"/>
+          <w14:textFill>
+            <w14:solidFill>
+              <w14:schemeClr w14:val="tx1"/>
+            </w14:solidFill>
+          </w14:textFill>
+        </w:rPr>
+        <w:t xml:space="preserve">// </w:t>
+      </w:r>
+      <w:r>
+        <w:rPr>
+          <w:rFonts w:hint="default" w:cstheme="minorHAnsi"/>
+          <w:b/>
+          <w:color w:val="000000" w:themeColor="text1"/>
+          <w:highlight w:val="lightGray"/>
+          <w:lang w:val="en-IN"/>
+          <w14:textFill>
+            <w14:solidFill>
+              <w14:schemeClr w14:val="tx1"/>
+            </w14:solidFill>
+          </w14:textFill>
+        </w:rPr>
+        <w:t>403 Data cleaning and pre processing</w:t>
+      </w:r>
+    </w:p>
+    <w:p>
+      <w:pPr>
+        <w:spacing w:after="0"/>
+        <w:rPr>
+          <w:rFonts w:hint="default" w:cstheme="minorHAnsi"/>
+          <w:color w:val="000000" w:themeColor="text1"/>
+          <w:lang w:val="en-IN"/>
+          <w14:textFill>
+            <w14:solidFill>
+              <w14:schemeClr w14:val="tx1"/>
+            </w14:solidFill>
+          </w14:textFill>
+        </w:rPr>
+      </w:pPr>
+      <w:r>
+        <w:rPr>
+          <w:rFonts w:hint="default" w:cstheme="minorHAnsi"/>
+          <w:color w:val="000000" w:themeColor="text1"/>
+          <w:lang w:val="en-IN"/>
+          <w14:textFill>
+            <w14:solidFill>
+              <w14:schemeClr w14:val="tx1"/>
+            </w14:solidFill>
+          </w14:textFill>
+        </w:rPr>
+        <w:t>- Working with null values</w:t>
+      </w:r>
+    </w:p>
+    <w:p>
+      <w:pPr>
+        <w:spacing w:after="0"/>
+        <w:rPr>
+          <w:rFonts w:hint="default" w:cstheme="minorHAnsi"/>
+          <w:color w:val="000000" w:themeColor="text1"/>
+          <w:lang w:val="en-IN"/>
+          <w14:textFill>
+            <w14:solidFill>
+              <w14:schemeClr w14:val="tx1"/>
+            </w14:solidFill>
+          </w14:textFill>
+        </w:rPr>
+      </w:pPr>
+      <w:r>
+        <w:rPr>
+          <w:rFonts w:hint="default" w:cstheme="minorHAnsi"/>
+          <w:color w:val="000000" w:themeColor="text1"/>
+          <w:lang w:val="en-IN"/>
+          <w14:textFill>
+            <w14:solidFill>
+              <w14:schemeClr w14:val="tx1"/>
+            </w14:solidFill>
+          </w14:textFill>
+        </w:rPr>
+        <w:t>.dropna()</w:t>
+      </w:r>
+    </w:p>
+    <w:p>
+      <w:pPr>
+        <w:spacing w:after="0"/>
+        <w:rPr>
+          <w:rFonts w:hint="default" w:cstheme="minorHAnsi"/>
+          <w:color w:val="000000" w:themeColor="text1"/>
+          <w:lang w:val="en-IN"/>
+          <w14:textFill>
+            <w14:solidFill>
+              <w14:schemeClr w14:val="tx1"/>
+            </w14:solidFill>
+          </w14:textFill>
+        </w:rPr>
+      </w:pPr>
+    </w:p>
+    <w:p>
+      <w:pPr>
+        <w:spacing w:after="0"/>
+        <w:rPr>
+          <w:rFonts w:hint="default"/>
+          <w:bCs/>
+          <w:lang w:val="en-IN"/>
+        </w:rPr>
+      </w:pPr>
+      <w:r>
+        <w:rPr>
+          <w:rFonts w:hint="default"/>
+          <w:bCs/>
+          <w:lang w:val="en-IN"/>
+        </w:rPr>
+        <w:t xml:space="preserve"> [drop]</w:t>
+      </w:r>
+    </w:p>
+    <w:p>
+      <w:pPr>
+        <w:pBdr>
+          <w:bottom w:val="single" w:color="auto" w:sz="4" w:space="0"/>
+        </w:pBdr>
+        <w:spacing w:after="0"/>
+        <w:rPr>
+          <w:rFonts w:hint="default"/>
+          <w:bCs/>
+          <w:lang w:val="en-IN"/>
+        </w:rPr>
+      </w:pPr>
+    </w:p>
+    <w:p>
+      <w:pPr>
+        <w:spacing w:after="0"/>
+        <w:rPr>
+          <w:rFonts w:hint="default"/>
+          <w:bCs/>
+          <w:lang w:val="en-IN"/>
         </w:rPr>
       </w:pPr>
     </w:p>
@@ -10375,7 +10410,7 @@
       <w:fldChar w:fldCharType="separate"/>
     </w:r>
     <w:r>
-      <w:t>29-07-2025</w:t>
+      <w:t>05-08-2025</w:t>
     </w:r>
     <w:r>
       <w:fldChar w:fldCharType="end"/>
@@ -10869,7 +10904,7 @@
     <w:lsdException w:uiPriority="99" w:name="Body Text Indent 2"/>
     <w:lsdException w:uiPriority="99" w:name="Body Text Indent 3"/>
     <w:lsdException w:uiPriority="99" w:name="Block Text"/>
-    <w:lsdException w:uiPriority="99" w:semiHidden="0" w:name="Hyperlink"/>
+    <w:lsdException w:qFormat="1" w:uiPriority="99" w:semiHidden="0" w:name="Hyperlink"/>
     <w:lsdException w:uiPriority="99" w:name="FollowedHyperlink"/>
     <w:lsdException w:qFormat="1" w:unhideWhenUsed="0" w:uiPriority="22" w:semiHidden="0" w:name="Strong"/>
     <w:lsdException w:qFormat="1" w:unhideWhenUsed="0" w:uiPriority="20" w:semiHidden="0" w:name="Emphasis"/>
@@ -11100,6 +11135,7 @@
     <w:name w:val="Hyperlink"/>
     <w:basedOn w:val="2"/>
     <w:unhideWhenUsed/>
+    <w:qFormat/>
     <w:uiPriority w:val="99"/>
     <w:rPr>
       <w:color w:val="0563C1" w:themeColor="hyperlink"/>
@@ -11121,6 +11157,7 @@
     <w:name w:val="Footer Char"/>
     <w:basedOn w:val="2"/>
     <w:link w:val="4"/>
+    <w:qFormat/>
     <w:uiPriority w:val="99"/>
   </w:style>
   <w:style w:type="paragraph" w:styleId="9">
@@ -11138,6 +11175,7 @@
     <w:basedOn w:val="2"/>
     <w:semiHidden/>
     <w:unhideWhenUsed/>
+    <w:qFormat/>
     <w:uiPriority w:val="99"/>
     <w:rPr>
       <w:color w:val="605E5C"/>
